--- a/docs/lista_louvores/Textos_Louvores/PASTOR DIVINO 152 CC.docx
+++ b/docs/lista_louvores/Textos_Louvores/PASTOR DIVINO 152 CC.docx
@@ -4,16 +4,19 @@
   <w:body>
     <w:p>
       <w:pPr>
-        <w:pStyle w:val="SemEspaamento"/>
-        <w:rPr>
-          <w:rFonts w:ascii="Times New Roman" w:hAnsi="Times New Roman" w:cs="Times New Roman"/>
-        </w:rPr>
+        <w:pStyle w:val="Ttulo1"/>
       </w:pPr>
       <w:r>
-        <w:rPr>
-          <w:rFonts w:ascii="Times New Roman" w:hAnsi="Times New Roman" w:cs="Times New Roman"/>
-        </w:rPr>
-        <w:t>PASTOR DIVINO 152 CC</w:t>
+        <w:t xml:space="preserve">PASTOR DIVINO </w:t>
+      </w:r>
+      <w:r>
+        <w:t>(</w:t>
+      </w:r>
+      <w:r>
+        <w:t>152 CC</w:t>
+      </w:r>
+      <w:r>
+        <w:t>)</w:t>
       </w:r>
     </w:p>
     <w:p>
@@ -82,7 +85,21 @@
         <w:rPr>
           <w:rFonts w:ascii="Times New Roman" w:hAnsi="Times New Roman"/>
         </w:rPr>
-        <w:t>Cristo amado, Cristo amado</w:t>
+        <w:t xml:space="preserve">Cristo </w:t>
+      </w:r>
+      <w:proofErr w:type="gramStart"/>
+      <w:r>
+        <w:rPr>
+          <w:rFonts w:ascii="Times New Roman" w:hAnsi="Times New Roman"/>
+        </w:rPr>
+        <w:t>amado</w:t>
+      </w:r>
+      <w:proofErr w:type="gramEnd"/>
+      <w:r>
+        <w:rPr>
+          <w:rFonts w:ascii="Times New Roman" w:hAnsi="Times New Roman"/>
+        </w:rPr>
+        <w:t>, Cristo amado</w:t>
       </w:r>
       <w:r>
         <w:rPr>
@@ -94,18 +111,40 @@
       <w:r>
         <w:rPr>
           <w:rFonts w:ascii="Times New Roman" w:hAnsi="Times New Roman"/>
+          <w:b/>
+          <w:bCs/>
         </w:rPr>
         <w:t>[</w:t>
       </w:r>
       <w:r>
         <w:rPr>
           <w:rFonts w:ascii="Times New Roman" w:hAnsi="Times New Roman"/>
-        </w:rPr>
-        <w:t>2X</w:t>
-      </w:r>
-      <w:r>
-        <w:rPr>
-          <w:rFonts w:ascii="Times New Roman" w:hAnsi="Times New Roman"/>
+          <w:b/>
+          <w:bCs/>
+        </w:rPr>
+        <w:t>2</w:t>
+      </w:r>
+      <w:r>
+        <w:rPr>
+          <w:rFonts w:ascii="Times New Roman" w:hAnsi="Times New Roman"/>
+          <w:b/>
+          <w:bCs/>
+        </w:rPr>
+        <w:t xml:space="preserve"> </w:t>
+      </w:r>
+      <w:r>
+        <w:rPr>
+          <w:rFonts w:ascii="Times New Roman" w:hAnsi="Times New Roman"/>
+          <w:b/>
+          <w:bCs/>
+        </w:rPr>
+        <w:t>X</w:t>
+      </w:r>
+      <w:r>
+        <w:rPr>
+          <w:rFonts w:ascii="Times New Roman" w:hAnsi="Times New Roman"/>
+          <w:b/>
+          <w:bCs/>
         </w:rPr>
         <w:t>]</w:t>
       </w:r>
@@ -206,20 +245,26 @@
       <w:r>
         <w:rPr>
           <w:rFonts w:ascii="Times New Roman" w:hAnsi="Times New Roman"/>
-        </w:rPr>
-        <w:t>[</w:t>
-      </w:r>
-      <w:r>
-        <w:rPr>
-          <w:rFonts w:ascii="Times New Roman" w:hAnsi="Times New Roman"/>
-        </w:rPr>
-        <w:t>2X</w:t>
-      </w:r>
-      <w:r>
-        <w:rPr>
-          <w:rFonts w:ascii="Times New Roman" w:hAnsi="Times New Roman"/>
-        </w:rPr>
-        <w:t>]</w:t>
+          <w:b/>
+          <w:bCs/>
+        </w:rPr>
+        <w:t>[2</w:t>
+      </w:r>
+      <w:r>
+        <w:rPr>
+          <w:rFonts w:ascii="Times New Roman" w:hAnsi="Times New Roman"/>
+          <w:b/>
+          <w:bCs/>
+        </w:rPr>
+        <w:t xml:space="preserve"> </w:t>
+      </w:r>
+      <w:r>
+        <w:rPr>
+          <w:rFonts w:ascii="Times New Roman" w:hAnsi="Times New Roman"/>
+          <w:b/>
+          <w:bCs/>
+        </w:rPr>
+        <w:t>X]</w:t>
       </w:r>
     </w:p>
     <w:p>
@@ -311,20 +356,26 @@
       <w:r>
         <w:rPr>
           <w:rFonts w:ascii="Times New Roman" w:hAnsi="Times New Roman"/>
-        </w:rPr>
-        <w:t>[</w:t>
-      </w:r>
-      <w:r>
-        <w:rPr>
-          <w:rFonts w:ascii="Times New Roman" w:hAnsi="Times New Roman"/>
-        </w:rPr>
-        <w:t>2X</w:t>
-      </w:r>
-      <w:r>
-        <w:rPr>
-          <w:rFonts w:ascii="Times New Roman" w:hAnsi="Times New Roman"/>
-        </w:rPr>
-        <w:t>]</w:t>
+          <w:b/>
+          <w:bCs/>
+        </w:rPr>
+        <w:t>[2</w:t>
+      </w:r>
+      <w:r>
+        <w:rPr>
+          <w:rFonts w:ascii="Times New Roman" w:hAnsi="Times New Roman"/>
+          <w:b/>
+          <w:bCs/>
+        </w:rPr>
+        <w:t xml:space="preserve"> </w:t>
+      </w:r>
+      <w:r>
+        <w:rPr>
+          <w:rFonts w:ascii="Times New Roman" w:hAnsi="Times New Roman"/>
+          <w:b/>
+          <w:bCs/>
+        </w:rPr>
+        <w:t>X]</w:t>
       </w:r>
     </w:p>
     <w:p>
@@ -333,11 +384,19 @@
           <w:rFonts w:ascii="Times New Roman" w:hAnsi="Times New Roman"/>
         </w:rPr>
       </w:pPr>
-      <w:r>
-        <w:rPr>
-          <w:rFonts w:ascii="Times New Roman" w:hAnsi="Times New Roman"/>
-        </w:rPr>
-        <w:t>Ó Jesus escuta o rogo</w:t>
+      <w:proofErr w:type="gramStart"/>
+      <w:r>
+        <w:rPr>
+          <w:rFonts w:ascii="Times New Roman" w:hAnsi="Times New Roman"/>
+        </w:rPr>
+        <w:t>Ó Jesus</w:t>
+      </w:r>
+      <w:proofErr w:type="gramEnd"/>
+      <w:r>
+        <w:rPr>
+          <w:rFonts w:ascii="Times New Roman" w:hAnsi="Times New Roman"/>
+        </w:rPr>
+        <w:t xml:space="preserve"> escuta o rogo</w:t>
       </w:r>
       <w:r>
         <w:rPr>
@@ -405,26 +464,28 @@
       <w:r>
         <w:rPr>
           <w:rFonts w:ascii="Times New Roman" w:hAnsi="Times New Roman"/>
-        </w:rPr>
-        <w:t>[</w:t>
-      </w:r>
-      <w:r>
-        <w:rPr>
-          <w:rFonts w:ascii="Times New Roman" w:hAnsi="Times New Roman"/>
-        </w:rPr>
-        <w:t>2X</w:t>
-      </w:r>
-      <w:r>
-        <w:rPr>
-          <w:rFonts w:ascii="Times New Roman" w:hAnsi="Times New Roman"/>
-        </w:rPr>
-        <w:t>]</w:t>
+          <w:b/>
+          <w:bCs/>
+        </w:rPr>
+        <w:t>[2</w:t>
+      </w:r>
+      <w:r>
+        <w:rPr>
+          <w:rFonts w:ascii="Times New Roman" w:hAnsi="Times New Roman"/>
+          <w:b/>
+          <w:bCs/>
+        </w:rPr>
+        <w:t xml:space="preserve"> </w:t>
+      </w:r>
+      <w:r>
+        <w:rPr>
+          <w:rFonts w:ascii="Times New Roman" w:hAnsi="Times New Roman"/>
+          <w:b/>
+          <w:bCs/>
+        </w:rPr>
+        <w:t>X]</w:t>
       </w:r>
     </w:p>
-    <w:p/>
-    <w:p/>
-    <w:p/>
-    <w:p/>
     <w:sectPr>
       <w:pgSz w:w="11906" w:h="16838"/>
       <w:pgMar w:top="1417" w:right="1701" w:bottom="1417" w:left="1701" w:header="708" w:footer="708" w:gutter="0"/>
